--- a/Articles/2026/4_Blender_Tips_and_Tricks/9_Vertex_Groups/Z Generic SEO for Blender Documents.docx
+++ b/Articles/2026/4_Blender_Tips_and_Tricks/9_Vertex_Groups/Z Generic SEO for Blender Documents.docx
@@ -22,8 +22,16 @@
         <w:t xml:space="preserve"> </w:t>
       </w:r>
       <w:r>
-        <w:t xml:space="preserve">Bringing in a Reference Image </w:t>
-      </w:r>
+        <w:t xml:space="preserve">9 </w:t>
+      </w:r>
+      <w:bookmarkStart w:id="1" w:name="_Hlk236750392"/>
+      <w:r>
+        <w:t>Vertex Groups</w:t>
+      </w:r>
+      <w:r>
+        <w:t xml:space="preserve"> </w:t>
+      </w:r>
+      <w:bookmarkEnd w:id="1"/>
       <w:r>
         <w:t>"&gt;</w:t>
       </w:r>
@@ -81,7 +89,10 @@
         <w:t xml:space="preserve"> </w:t>
       </w:r>
       <w:r>
-        <w:t xml:space="preserve">Bringing in a Reference Image, </w:t>
+        <w:t>Vertex Groups</w:t>
+      </w:r>
+      <w:r>
+        <w:t xml:space="preserve">, </w:t>
       </w:r>
       <w:r>
         <w:t>Blender, 3D Modeling, Animation, Graphic Art</w:t>
@@ -117,7 +128,10 @@
         <w:t xml:space="preserve">explains </w:t>
       </w:r>
       <w:r>
-        <w:t>how to bring in a Reference Image in Blender</w:t>
+        <w:t>about how to use Vertex Groups</w:t>
+      </w:r>
+      <w:r>
+        <w:t xml:space="preserve"> in Blender</w:t>
       </w:r>
       <w:r>
         <w:t>/&gt;</w:t>
@@ -139,11 +153,17 @@
       <w:r>
         <w:t>" content="</w:t>
       </w:r>
-      <w:bookmarkStart w:id="1" w:name="_Hlk189913364"/>
-      <w:r>
-        <w:t xml:space="preserve">Bringing in a Reference Image, </w:t>
-      </w:r>
-      <w:bookmarkEnd w:id="1"/>
+      <w:bookmarkStart w:id="2" w:name="_Hlk189913364"/>
+      <w:r>
+        <w:t xml:space="preserve"> </w:t>
+      </w:r>
+      <w:r>
+        <w:t>Vertex Groups</w:t>
+      </w:r>
+      <w:r>
+        <w:t xml:space="preserve">, </w:t>
+      </w:r>
+      <w:bookmarkEnd w:id="2"/>
       <w:r>
         <w:t>Blender, 3D Modeling, Animation, Graphic Art</w:t>
       </w:r>
@@ -216,7 +236,7 @@
         <w:t>" content="</w:t>
       </w:r>
       <w:r>
-        <w:t>Saturday, February 8, 2025</w:t>
+        <w:t>August 4, 2026</w:t>
       </w:r>
       <w:r>
         <w:t>" /&gt;</w:t>
@@ -244,7 +264,10 @@
         <w:t>https://starsindust.github.io/</w:t>
       </w:r>
       <w:r>
-        <w:t>Enlightenment/Articles/2025/1-Blender-Continued/5-Bringing-In-A-Reference-Image/Bringing-In-A-Reference-Image.html</w:t>
+        <w:t xml:space="preserve"> </w:t>
+      </w:r>
+      <w:r>
+        <w:t>Enlightenment/Articles/2026/4_Blender_Tips_and_Tricks/9_Vertex_Groups/9_Vertex_Groups.html#_Assigning_the_Material</w:t>
       </w:r>
       <w:r>
         <w:t>"&gt;</w:t>

--- a/Articles/2026/4_Blender_Tips_and_Tricks/9_Vertex_Groups/Z Generic SEO for Blender Documents.docx
+++ b/Articles/2026/4_Blender_Tips_and_Tricks/9_Vertex_Groups/Z Generic SEO for Blender Documents.docx
@@ -155,10 +155,7 @@
       </w:r>
       <w:bookmarkStart w:id="2" w:name="_Hlk189913364"/>
       <w:r>
-        <w:t xml:space="preserve"> </w:t>
-      </w:r>
-      <w:r>
-        <w:t>Vertex Groups</w:t>
+        <w:t xml:space="preserve"> Vertex Groups</w:t>
       </w:r>
       <w:r>
         <w:t xml:space="preserve">, </w:t>
@@ -264,10 +261,10 @@
         <w:t>https://starsindust.github.io/</w:t>
       </w:r>
       <w:r>
+        <w:t>Enlightenment/Articles/2026/4_Blender_Tips_and_Tricks/9_Vertex_Groups/9_Vertex_Groups.html</w:t>
+      </w:r>
+      <w:r>
         <w:t xml:space="preserve"> </w:t>
-      </w:r>
-      <w:r>
-        <w:t>Enlightenment/Articles/2026/4_Blender_Tips_and_Tricks/9_Vertex_Groups/9_Vertex_Groups.html#_Assigning_the_Material</w:t>
       </w:r>
       <w:r>
         <w:t>"&gt;</w:t>
